--- a/data/NyayChat/Chat/170- QnA.docx
+++ b/data/NyayChat/Chat/170- QnA.docx
@@ -1,6 +1,6 @@
 
 <file path=word/document.xml><?xml version="1.0" encoding="utf-8"?>
-<w:document xmlns:mc="http://schemas.openxmlformats.org/markup-compatibility/2006" xmlns:o="urn:schemas-microsoft-com:office:office" xmlns:r="http://schemas.openxmlformats.org/officeDocument/2006/relationships" xmlns:m="http://schemas.openxmlformats.org/officeDocument/2006/math" xmlns:v="urn:schemas-microsoft-com:vml" xmlns:wp="http://schemas.openxmlformats.org/drawingml/2006/wordprocessingDrawing" xmlns:w10="urn:schemas-microsoft-com:office:word" xmlns:w="http://schemas.openxmlformats.org/wordprocessingml/2006/main" xmlns:wne="http://schemas.microsoft.com/office/word/2006/wordml" xmlns:sl="http://schemas.openxmlformats.org/schemaLibrary/2006/main" xmlns:a="http://schemas.openxmlformats.org/drawingml/2006/main" xmlns:pic="http://schemas.openxmlformats.org/drawingml/2006/picture" xmlns:c="http://schemas.openxmlformats.org/drawingml/2006/chart" xmlns:lc="http://schemas.openxmlformats.org/drawingml/2006/lockedCanvas" xmlns:dgm="http://schemas.openxmlformats.org/drawingml/2006/diagram" xmlns:wps="http://schemas.microsoft.com/office/word/2010/wordprocessingShape" xmlns:wpg="http://schemas.microsoft.com/office/word/2010/wordprocessingGroup" xmlns:w14="http://schemas.microsoft.com/office/word/2010/wordml" xmlns:w15="http://schemas.microsoft.com/office/word/2012/wordml" xmlns:w16="http://schemas.microsoft.com/office/word/2018/wordml" xmlns:w16cex="http://schemas.microsoft.com/office/word/2018/wordml/cex" xmlns:w16cid="http://schemas.microsoft.com/office/word/2016/wordml/cid" xmlns:cr="http://schemas.microsoft.com/office/comments/2020/reactions">
+<w:document xmlns:mc="http://schemas.openxmlformats.org/markup-compatibility/2006" xmlns:o="urn:schemas-microsoft-com:office:office" xmlns:r="http://schemas.openxmlformats.org/officeDocument/2006/relationships" xmlns:m="http://schemas.openxmlformats.org/officeDocument/2006/math" xmlns:v="urn:schemas-microsoft-com:vml" xmlns:wp="http://schemas.openxmlformats.org/drawingml/2006/wordprocessingDrawing" xmlns:w10="urn:schemas-microsoft-com:office:word" xmlns:w="http://schemas.openxmlformats.org/wordprocessingml/2006/main" xmlns:wne="http://schemas.microsoft.com/office/word/2006/wordml" xmlns:sl="http://schemas.openxmlformats.org/schemaLibrary/2006/main" xmlns:a="http://schemas.openxmlformats.org/drawingml/2006/main" xmlns:pic="http://schemas.openxmlformats.org/drawingml/2006/picture" xmlns:c="http://schemas.openxmlformats.org/drawingml/2006/chart" xmlns:lc="http://schemas.openxmlformats.org/drawingml/2006/lockedCanvas" xmlns:dgm="http://schemas.openxmlformats.org/drawingml/2006/diagram" xmlns:wps="http://schemas.microsoft.com/office/word/2010/wordprocessingShape" xmlns:wpg="http://schemas.microsoft.com/office/word/2010/wordprocessingGroup" xmlns:w14="http://schemas.microsoft.com/office/word/2010/wordml" xmlns:w15="http://schemas.microsoft.com/office/word/2012/wordml" xmlns:w16="http://schemas.microsoft.com/office/word/2018/wordml" xmlns:w16cex="http://schemas.microsoft.com/office/word/2018/wordml/cex" xmlns:w16cid="http://schemas.microsoft.com/office/word/2016/wordml/cid" xmlns="http://schemas.microsoft.com/office/tasks/2019/documenttasks" xmlns:cr="http://schemas.microsoft.com/office/comments/2020/reactions">
   <w:body>
     <w:p>
       <w:pPr>
@@ -29,11 +29,6 @@
           <w:rtl w:val="0"/>
         </w:rPr>
         <w:t xml:space="preserve"> Hi! I am your consumer grievance assistance tool. Kindly let me know how I can help you. </w:t>
-      </w:r>
-      <w:r>
-        <w:rPr>
-          <w:rtl w:val="0"/>
-        </w:rPr>
       </w:r>
     </w:p>
     <w:p>
@@ -1148,7 +1143,7 @@
           <w:szCs w:val="24"/>
           <w:rtl w:val="0"/>
         </w:rPr>
-        <w:t xml:space="preserve">here. You are required to fill in the details that have been left empty in both the documents. Further, you must get the affidavit notarized. In case of any queries regarding how you can get the Affidavit notarized, feel free to approach me anytime. After filling all the documents and getting the affidavit notarized, you can file your complaint on E-daakhil, the portal for consumer redressal. Do you want me to provide you with a step-by-step guide on how to file your complaint on E-daakhil?</w:t>
+        <w:t xml:space="preserve">here. You are required to fill in the details that have been left empty in both the documents. Further, you must get the affidavit notarized. In case of any queries regarding how you can get the Affidavit notarized, feel free to approach me anytime. After filling all the documents and getting the affidavit notarized, you can file your complaint on e-Jagriti, the portal for consumer redressal. Do you want me to provide you with a step-by-step guide on how to file your complaint on e-Jagriti?</w:t>
       </w:r>
     </w:p>
     <w:p>
@@ -1247,19 +1242,13 @@
         <w:r>
           <w:rPr>
             <w:rFonts w:ascii="Times New Roman" w:cs="Times New Roman" w:eastAsia="Times New Roman" w:hAnsi="Times New Roman"/>
-            <w:b w:val="0"/>
-            <w:i w:val="0"/>
-            <w:smallCaps w:val="0"/>
-            <w:strike w:val="0"/>
             <w:color w:val="1155cc"/>
             <w:sz w:val="24"/>
             <w:szCs w:val="24"/>
             <w:u w:val="single"/>
-            <w:shd w:fill="auto" w:val="clear"/>
-            <w:vertAlign w:val="baseline"/>
             <w:rtl w:val="0"/>
           </w:rPr>
-          <w:t xml:space="preserve">E-daakhil</w:t>
+          <w:t xml:space="preserve">e-Jagriti</w:t>
         </w:r>
       </w:hyperlink>
       <w:r>
@@ -2096,7 +2085,7 @@
 </file>
 
 <file path=word/numbering.xml><?xml version="1.0" encoding="utf-8"?>
-<w:numbering xmlns:mc="http://schemas.openxmlformats.org/markup-compatibility/2006" xmlns:o="urn:schemas-microsoft-com:office:office" xmlns:r="http://schemas.openxmlformats.org/officeDocument/2006/relationships" xmlns:m="http://schemas.openxmlformats.org/officeDocument/2006/math" xmlns:v="urn:schemas-microsoft-com:vml" xmlns:wp="http://schemas.openxmlformats.org/drawingml/2006/wordprocessingDrawing" xmlns:w10="urn:schemas-microsoft-com:office:word" xmlns:w="http://schemas.openxmlformats.org/wordprocessingml/2006/main" xmlns:wne="http://schemas.microsoft.com/office/word/2006/wordml" xmlns:sl="http://schemas.openxmlformats.org/schemaLibrary/2006/main" xmlns:a="http://schemas.openxmlformats.org/drawingml/2006/main" xmlns:pic="http://schemas.openxmlformats.org/drawingml/2006/picture" xmlns:c="http://schemas.openxmlformats.org/drawingml/2006/chart" xmlns:lc="http://schemas.openxmlformats.org/drawingml/2006/lockedCanvas" xmlns:dgm="http://schemas.openxmlformats.org/drawingml/2006/diagram" xmlns:wps="http://schemas.microsoft.com/office/word/2010/wordprocessingShape" xmlns:wpg="http://schemas.microsoft.com/office/word/2010/wordprocessingGroup" xmlns:w14="http://schemas.microsoft.com/office/word/2010/wordml" xmlns:w15="http://schemas.microsoft.com/office/word/2012/wordml" xmlns:w16="http://schemas.microsoft.com/office/word/2018/wordml" xmlns:w16cex="http://schemas.microsoft.com/office/word/2018/wordml/cex" xmlns:w16cid="http://schemas.microsoft.com/office/word/2016/wordml/cid" xmlns:cr="http://schemas.microsoft.com/office/comments/2020/reactions">
+<w:numbering xmlns:mc="http://schemas.openxmlformats.org/markup-compatibility/2006" xmlns:o="urn:schemas-microsoft-com:office:office" xmlns:r="http://schemas.openxmlformats.org/officeDocument/2006/relationships" xmlns:m="http://schemas.openxmlformats.org/officeDocument/2006/math" xmlns:v="urn:schemas-microsoft-com:vml" xmlns:wp="http://schemas.openxmlformats.org/drawingml/2006/wordprocessingDrawing" xmlns:w10="urn:schemas-microsoft-com:office:word" xmlns:w="http://schemas.openxmlformats.org/wordprocessingml/2006/main" xmlns:wne="http://schemas.microsoft.com/office/word/2006/wordml" xmlns:sl="http://schemas.openxmlformats.org/schemaLibrary/2006/main" xmlns:a="http://schemas.openxmlformats.org/drawingml/2006/main" xmlns:pic="http://schemas.openxmlformats.org/drawingml/2006/picture" xmlns:c="http://schemas.openxmlformats.org/drawingml/2006/chart" xmlns:lc="http://schemas.openxmlformats.org/drawingml/2006/lockedCanvas" xmlns:dgm="http://schemas.openxmlformats.org/drawingml/2006/diagram" xmlns:wps="http://schemas.microsoft.com/office/word/2010/wordprocessingShape" xmlns:wpg="http://schemas.microsoft.com/office/word/2010/wordprocessingGroup" xmlns:w14="http://schemas.microsoft.com/office/word/2010/wordml" xmlns:w15="http://schemas.microsoft.com/office/word/2012/wordml" xmlns:w16="http://schemas.microsoft.com/office/word/2018/wordml" xmlns:w16cex="http://schemas.microsoft.com/office/word/2018/wordml/cex" xmlns:w16cid="http://schemas.microsoft.com/office/word/2016/wordml/cid" xmlns="http://schemas.microsoft.com/office/tasks/2019/documenttasks" xmlns:cr="http://schemas.microsoft.com/office/comments/2020/reactions">
   <w:abstractNum w:abstractNumId="1">
     <w:lvl w:ilvl="0">
       <w:start w:val="1"/>
@@ -2196,7 +2185,7 @@
 </file>
 
 <file path=word/styles.xml><?xml version="1.0" encoding="utf-8"?>
-<w:styles xmlns:mc="http://schemas.openxmlformats.org/markup-compatibility/2006" xmlns:o="urn:schemas-microsoft-com:office:office" xmlns:r="http://schemas.openxmlformats.org/officeDocument/2006/relationships" xmlns:m="http://schemas.openxmlformats.org/officeDocument/2006/math" xmlns:v="urn:schemas-microsoft-com:vml" xmlns:wp="http://schemas.openxmlformats.org/drawingml/2006/wordprocessingDrawing" xmlns:w10="urn:schemas-microsoft-com:office:word" xmlns:w="http://schemas.openxmlformats.org/wordprocessingml/2006/main" xmlns:wne="http://schemas.microsoft.com/office/word/2006/wordml" xmlns:sl="http://schemas.openxmlformats.org/schemaLibrary/2006/main" xmlns:a="http://schemas.openxmlformats.org/drawingml/2006/main" xmlns:pic="http://schemas.openxmlformats.org/drawingml/2006/picture" xmlns:c="http://schemas.openxmlformats.org/drawingml/2006/chart" xmlns:lc="http://schemas.openxmlformats.org/drawingml/2006/lockedCanvas" xmlns:dgm="http://schemas.openxmlformats.org/drawingml/2006/diagram" xmlns:wps="http://schemas.microsoft.com/office/word/2010/wordprocessingShape" xmlns:wpg="http://schemas.microsoft.com/office/word/2010/wordprocessingGroup" xmlns:w14="http://schemas.microsoft.com/office/word/2010/wordml" xmlns:w15="http://schemas.microsoft.com/office/word/2012/wordml" xmlns:w16="http://schemas.microsoft.com/office/word/2018/wordml" xmlns:w16cex="http://schemas.microsoft.com/office/word/2018/wordml/cex" xmlns:w16cid="http://schemas.microsoft.com/office/word/2016/wordml/cid" xmlns:cr="http://schemas.microsoft.com/office/comments/2020/reactions">
+<w:styles xmlns:mc="http://schemas.openxmlformats.org/markup-compatibility/2006" xmlns:o="urn:schemas-microsoft-com:office:office" xmlns:r="http://schemas.openxmlformats.org/officeDocument/2006/relationships" xmlns:m="http://schemas.openxmlformats.org/officeDocument/2006/math" xmlns:v="urn:schemas-microsoft-com:vml" xmlns:wp="http://schemas.openxmlformats.org/drawingml/2006/wordprocessingDrawing" xmlns:w10="urn:schemas-microsoft-com:office:word" xmlns:w="http://schemas.openxmlformats.org/wordprocessingml/2006/main" xmlns:wne="http://schemas.microsoft.com/office/word/2006/wordml" xmlns:sl="http://schemas.openxmlformats.org/schemaLibrary/2006/main" xmlns:a="http://schemas.openxmlformats.org/drawingml/2006/main" xmlns:pic="http://schemas.openxmlformats.org/drawingml/2006/picture" xmlns:c="http://schemas.openxmlformats.org/drawingml/2006/chart" xmlns:lc="http://schemas.openxmlformats.org/drawingml/2006/lockedCanvas" xmlns:dgm="http://schemas.openxmlformats.org/drawingml/2006/diagram" xmlns:wps="http://schemas.microsoft.com/office/word/2010/wordprocessingShape" xmlns:wpg="http://schemas.microsoft.com/office/word/2010/wordprocessingGroup" xmlns:w14="http://schemas.microsoft.com/office/word/2010/wordml" xmlns:w15="http://schemas.microsoft.com/office/word/2012/wordml" xmlns:w16="http://schemas.microsoft.com/office/word/2018/wordml" xmlns:w16cex="http://schemas.microsoft.com/office/word/2018/wordml/cex" xmlns:w16cid="http://schemas.microsoft.com/office/word/2016/wordml/cid" xmlns="http://schemas.microsoft.com/office/tasks/2019/documenttasks" xmlns:cr="http://schemas.microsoft.com/office/comments/2020/reactions">
   <w:docDefaults>
     <w:rPrDefault>
       <w:rPr>
@@ -2216,7 +2205,7 @@
     <w:name w:val="normal"/>
   </w:style>
   <w:style w:type="table" w:styleId="TableNormal" w:default="1">
-    <w:name w:val="Table Normal"/>
+    <w:name w:val="TableNormal"/>
   </w:style>
   <w:style w:type="paragraph" w:styleId="Heading1">
     <w:name w:val="heading 1"/>
